--- a/public/assets/resume/Dayel_Ostraco_Resume_CAIO.docx
+++ b/public/assets/resume/Dayel_Ostraco_Resume_CAIO.docx
@@ -2,7 +2,7 @@
 <file path=word/document.xml><?xml version="1.0" encoding="utf-8"?>
 <w:document xmlns:w="http://schemas.openxmlformats.org/wordprocessingml/2006/main" xmlns:m="http://schemas.openxmlformats.org/officeDocument/2006/math" xmlns:r="http://schemas.openxmlformats.org/officeDocument/2006/relationships" xmlns:o="urn:schemas-microsoft-com:office:office" xmlns:v="urn:schemas-microsoft-com:vml" xmlns:w10="urn:schemas-microsoft-com:office:word" xmlns:a="http://schemas.openxmlformats.org/drawingml/2006/main" xmlns:pic="http://schemas.openxmlformats.org/drawingml/2006/picture" xmlns:wp="http://schemas.openxmlformats.org/drawingml/2006/wordprocessingDrawing">
   <w:body>
-    <w:bookmarkStart w:id="22" w:name="dayel-blake-ostraco"/>
+    <w:bookmarkStart w:id="23" w:name="dayel-blake-ostraco"/>
     <w:p>
       <w:pPr>
         <w:pStyle w:val="Heading1"/>
@@ -94,7 +94,7 @@
       </w:r>
     </w:p>
     <w:bookmarkEnd w:id="9"/>
-    <w:bookmarkStart w:id="18" w:name="professional-experience"/>
+    <w:bookmarkStart w:id="19" w:name="professional-experience"/>
     <w:p>
       <w:pPr>
         <w:pStyle w:val="Heading2"/>
@@ -103,12 +103,70 @@
         <w:t xml:space="preserve">PROFESSIONAL EXPERIENCE</w:t>
       </w:r>
     </w:p>
-    <w:bookmarkStart w:id="10" w:name="Xdc0d199adf4412444e3c5366da6a1e26c9aa70e"/>
+    <w:bookmarkStart w:id="10" w:name="Xa7a262c44fde4cba61fd900bad0a2d8cc250b08"/>
     <w:p>
       <w:pPr>
         <w:pStyle w:val="Heading3"/>
       </w:pPr>
       <w:r>
+        <w:t xml:space="preserve">Chief AI Officer — Pacific Technologies and Solutions, Charleston, SC</w:t>
+      </w:r>
+    </w:p>
+    <w:p>
+      <w:pPr>
+        <w:pStyle w:val="FirstParagraph"/>
+      </w:pPr>
+      <w:r>
+        <w:rPr>
+          <w:b/>
+          <w:bCs/>
+        </w:rPr>
+        <w:t xml:space="preserve">September 2026 – Present</w:t>
+      </w:r>
+    </w:p>
+    <w:p>
+      <w:pPr>
+        <w:pStyle w:val="Compact"/>
+        <w:numPr>
+          <w:ilvl w:val="0"/>
+          <w:numId w:val="1001"/>
+        </w:numPr>
+      </w:pPr>
+      <w:r>
+        <w:t xml:space="preserve">Own all technology and AI responsibility across the company: technology strategy, AI strategy, delivery, and engineering, plus the technical shape of new federal pursuits.</w:t>
+      </w:r>
+    </w:p>
+    <w:p>
+      <w:pPr>
+        <w:pStyle w:val="Compact"/>
+        <w:numPr>
+          <w:ilvl w:val="0"/>
+          <w:numId w:val="1001"/>
+        </w:numPr>
+      </w:pPr>
+      <w:r>
+        <w:t xml:space="preserve">Pacific Technologies and Solutions is an SBA-certified 8(a) Native Hawaiian Organization delivering program and contract management, high-end systems integration, and logistics to federal customers in remote and hard-to-reach locations worldwide.</w:t>
+      </w:r>
+    </w:p>
+    <w:p>
+      <w:pPr>
+        <w:pStyle w:val="Compact"/>
+        <w:numPr>
+          <w:ilvl w:val="0"/>
+          <w:numId w:val="1001"/>
+        </w:numPr>
+      </w:pPr>
+      <w:r>
+        <w:t xml:space="preserve">Standing up the governed AI delivery capability, carrying forward the agent bench, antagonist review, and cATO discipline proven on prior federal programs.</w:t>
+      </w:r>
+    </w:p>
+    <w:bookmarkEnd w:id="10"/>
+    <w:bookmarkStart w:id="11" w:name="Xdc0d199adf4412444e3c5366da6a1e26c9aa70e"/>
+    <w:p>
+      <w:pPr>
+        <w:pStyle w:val="Heading3"/>
+      </w:pPr>
+      <w:r>
         <w:t xml:space="preserve">Chief AI Officer — Accelera Solutions, Charleston, SC</w:t>
       </w:r>
     </w:p>
@@ -121,19 +179,19 @@
           <w:b/>
           <w:bCs/>
         </w:rPr>
-        <w:t xml:space="preserve">May 2026 – Present</w:t>
-      </w:r>
-    </w:p>
-    <w:p>
-      <w:pPr>
-        <w:pStyle w:val="Compact"/>
-        <w:numPr>
-          <w:ilvl w:val="0"/>
-          <w:numId w:val="1001"/>
-        </w:numPr>
-      </w:pPr>
-      <w:r>
-        <w:t xml:space="preserve">Provide technology leadership across Accelera’s 97-person organization (scaling to 140), running</w:t>
+        <w:t xml:space="preserve">May 2026 – September 2026</w:t>
+      </w:r>
+    </w:p>
+    <w:p>
+      <w:pPr>
+        <w:pStyle w:val="Compact"/>
+        <w:numPr>
+          <w:ilvl w:val="0"/>
+          <w:numId w:val="1002"/>
+        </w:numPr>
+      </w:pPr>
+      <w:r>
+        <w:t xml:space="preserve">Owned all AI strategy, delivery, and engineering across the organization, running</w:t>
       </w:r>
       <w:r>
         <w:t xml:space="preserve"> </w:t>
@@ -165,7 +223,7 @@
         <w:t xml:space="preserve"> </w:t>
       </w:r>
       <w:r>
-        <w:t xml:space="preserve">software factory in production to deliver the current</w:t>
+        <w:t xml:space="preserve">software factory in production to deliver the</w:t>
       </w:r>
       <w:r>
         <w:t xml:space="preserve"> </w:t>
@@ -189,31 +247,19 @@
         <w:pStyle w:val="Compact"/>
         <w:numPr>
           <w:ilvl w:val="0"/>
-          <w:numId w:val="1001"/>
-        </w:numPr>
-      </w:pPr>
-      <w:r>
-        <w:t xml:space="preserve">Own all AI strategy, delivery, and engineering across the organization.</w:t>
-      </w:r>
-    </w:p>
-    <w:p>
-      <w:pPr>
-        <w:pStyle w:val="Compact"/>
-        <w:numPr>
-          <w:ilvl w:val="0"/>
-          <w:numId w:val="1001"/>
-        </w:numPr>
-      </w:pPr>
-      <w:r>
-        <w:t xml:space="preserve">Deploy AI/ML services within secure DHA enclaves using Llama 4, Llama Vision, Ollama, and Mistral, integrated with PostgreSQL, MongoDB, and CosmosDB for decisioning and inference pipelines.</w:t>
-      </w:r>
-    </w:p>
-    <w:p>
-      <w:pPr>
-        <w:pStyle w:val="Compact"/>
-        <w:numPr>
-          <w:ilvl w:val="0"/>
-          <w:numId w:val="1001"/>
+          <w:numId w:val="1002"/>
+        </w:numPr>
+      </w:pPr>
+      <w:r>
+        <w:t xml:space="preserve">Deployed AI/ML services within secure DHA enclaves using Llama 4, Llama Vision, Ollama, and Mistral, integrated with PostgreSQL, MongoDB, and CosmosDB for decisioning and inference pipelines.</w:t>
+      </w:r>
+    </w:p>
+    <w:p>
+      <w:pPr>
+        <w:pStyle w:val="Compact"/>
+        <w:numPr>
+          <w:ilvl w:val="0"/>
+          <w:numId w:val="1002"/>
         </w:numPr>
       </w:pPr>
       <w:r>
@@ -225,21 +271,21 @@
         <w:pStyle w:val="Compact"/>
         <w:numPr>
           <w:ilvl w:val="0"/>
-          <w:numId w:val="1001"/>
+          <w:numId w:val="1002"/>
         </w:numPr>
       </w:pPr>
       <w:r>
         <w:t xml:space="preserve">Built a User Authorization service atop DoD federated identity (iAS, DS Logon), extending OAuth roles per application for fine-grained access control in mission-critical workflows.</w:t>
       </w:r>
     </w:p>
-    <w:bookmarkEnd w:id="10"/>
-    <w:bookmarkStart w:id="11" w:name="chief-ai-officer-sigilark-charleston-sc"/>
+    <w:bookmarkEnd w:id="11"/>
+    <w:bookmarkStart w:id="12" w:name="X436b5cdf67cf2f26191f0a421a405f22238c350"/>
     <w:p>
       <w:pPr>
         <w:pStyle w:val="Heading3"/>
       </w:pPr>
       <w:r>
-        <w:t xml:space="preserve">Chief AI Officer — SigilArk, Charleston, SC</w:t>
+        <w:t xml:space="preserve">Founder &amp; Chief AI Officer — SigilArk, Charleston, SC</w:t>
       </w:r>
     </w:p>
     <w:p>
@@ -251,15 +297,15 @@
           <w:b/>
           <w:bCs/>
         </w:rPr>
-        <w:t xml:space="preserve">May 2025 – May 2026</w:t>
-      </w:r>
-    </w:p>
-    <w:p>
-      <w:pPr>
-        <w:pStyle w:val="Compact"/>
-        <w:numPr>
-          <w:ilvl w:val="0"/>
-          <w:numId w:val="1002"/>
+        <w:t xml:space="preserve">May 2025 – Present</w:t>
+      </w:r>
+    </w:p>
+    <w:p>
+      <w:pPr>
+        <w:pStyle w:val="Compact"/>
+        <w:numPr>
+          <w:ilvl w:val="0"/>
+          <w:numId w:val="1003"/>
         </w:numPr>
       </w:pPr>
       <w:r>
@@ -284,7 +330,7 @@
         <w:pStyle w:val="Compact"/>
         <w:numPr>
           <w:ilvl w:val="0"/>
-          <w:numId w:val="1002"/>
+          <w:numId w:val="1003"/>
         </w:numPr>
       </w:pPr>
       <w:r>
@@ -309,7 +355,7 @@
         <w:pStyle w:val="Compact"/>
         <w:numPr>
           <w:ilvl w:val="0"/>
-          <w:numId w:val="1002"/>
+          <w:numId w:val="1003"/>
         </w:numPr>
       </w:pPr>
       <w:r>
@@ -334,7 +380,7 @@
         <w:pStyle w:val="Compact"/>
         <w:numPr>
           <w:ilvl w:val="0"/>
-          <w:numId w:val="1002"/>
+          <w:numId w:val="1003"/>
         </w:numPr>
       </w:pPr>
       <w:r>
@@ -370,8 +416,8 @@
         <w:t xml:space="preserve">, an ATO-capable .mil mobile framework compressing 12 months of compliance plumbing to ~4 weeks, with two IL4 systems in production since March 2026 and ATOs held without lapse.</w:t>
       </w:r>
     </w:p>
-    <w:bookmarkEnd w:id="11"/>
-    <w:bookmarkStart w:id="12" w:name="X5f622c6192f3b01f648512659f5752779cc5bc0"/>
+    <w:bookmarkEnd w:id="12"/>
+    <w:bookmarkStart w:id="13" w:name="X5f622c6192f3b01f648512659f5752779cc5bc0"/>
     <w:p>
       <w:pPr>
         <w:pStyle w:val="Heading3"/>
@@ -397,7 +443,7 @@
         <w:pStyle w:val="Compact"/>
         <w:numPr>
           <w:ilvl w:val="0"/>
-          <w:numId w:val="1003"/>
+          <w:numId w:val="1004"/>
         </w:numPr>
       </w:pPr>
       <w:r>
@@ -409,7 +455,7 @@
         <w:pStyle w:val="Compact"/>
         <w:numPr>
           <w:ilvl w:val="0"/>
-          <w:numId w:val="1003"/>
+          <w:numId w:val="1004"/>
         </w:numPr>
       </w:pPr>
       <w:r>
@@ -437,7 +483,7 @@
         <w:pStyle w:val="Compact"/>
         <w:numPr>
           <w:ilvl w:val="0"/>
-          <w:numId w:val="1003"/>
+          <w:numId w:val="1004"/>
         </w:numPr>
       </w:pPr>
       <w:r>
@@ -449,7 +495,7 @@
         <w:pStyle w:val="Compact"/>
         <w:numPr>
           <w:ilvl w:val="0"/>
-          <w:numId w:val="1003"/>
+          <w:numId w:val="1004"/>
         </w:numPr>
       </w:pPr>
       <w:r>
@@ -461,7 +507,7 @@
         <w:pStyle w:val="Compact"/>
         <w:numPr>
           <w:ilvl w:val="0"/>
-          <w:numId w:val="1003"/>
+          <w:numId w:val="1004"/>
         </w:numPr>
       </w:pPr>
       <w:r>
@@ -473,15 +519,15 @@
         <w:pStyle w:val="Compact"/>
         <w:numPr>
           <w:ilvl w:val="0"/>
-          <w:numId w:val="1003"/>
+          <w:numId w:val="1004"/>
         </w:numPr>
       </w:pPr>
       <w:r>
         <w:t xml:space="preserve">Coordinated rapid disaster-relief data solutions (DSNAP) with the State of Florida during Hurricane Ian, enabling real-time identity/income verification under urgent conditions.</w:t>
       </w:r>
     </w:p>
-    <w:bookmarkEnd w:id="12"/>
-    <w:bookmarkStart w:id="13" w:name="X3337d788d831db50ecb08c21f4c57a217177c33"/>
+    <w:bookmarkEnd w:id="13"/>
+    <w:bookmarkStart w:id="14" w:name="X3337d788d831db50ecb08c21f4c57a217177c33"/>
     <w:p>
       <w:pPr>
         <w:pStyle w:val="Heading3"/>
@@ -507,7 +553,7 @@
         <w:pStyle w:val="Compact"/>
         <w:numPr>
           <w:ilvl w:val="0"/>
-          <w:numId w:val="1004"/>
+          <w:numId w:val="1005"/>
         </w:numPr>
       </w:pPr>
       <w:r>
@@ -532,7 +578,7 @@
         <w:pStyle w:val="Compact"/>
         <w:numPr>
           <w:ilvl w:val="0"/>
-          <w:numId w:val="1004"/>
+          <w:numId w:val="1005"/>
         </w:numPr>
       </w:pPr>
       <w:r>
@@ -550,15 +596,15 @@
         <w:pStyle w:val="Compact"/>
         <w:numPr>
           <w:ilvl w:val="0"/>
-          <w:numId w:val="1004"/>
+          <w:numId w:val="1005"/>
         </w:numPr>
       </w:pPr>
       <w:r>
         <w:t xml:space="preserve">Built the Linxens dLoc platform (blockchain + NFC-linked document twins) for tamper-resistant digital documents; deployed containerized microservices across AWS and Azure for cross-cloud identity assurance.</w:t>
       </w:r>
     </w:p>
-    <w:bookmarkEnd w:id="13"/>
-    <w:bookmarkStart w:id="14" w:name="X91832be423b55600776d4f0e30b376151c8b56c"/>
+    <w:bookmarkEnd w:id="14"/>
+    <w:bookmarkStart w:id="15" w:name="X91832be423b55600776d4f0e30b376151c8b56c"/>
     <w:p>
       <w:pPr>
         <w:pStyle w:val="Heading3"/>
@@ -584,7 +630,7 @@
         <w:pStyle w:val="Compact"/>
         <w:numPr>
           <w:ilvl w:val="0"/>
-          <w:numId w:val="1005"/>
+          <w:numId w:val="1006"/>
         </w:numPr>
       </w:pPr>
       <w:r>
@@ -596,15 +642,15 @@
         <w:pStyle w:val="Compact"/>
         <w:numPr>
           <w:ilvl w:val="0"/>
-          <w:numId w:val="1005"/>
+          <w:numId w:val="1006"/>
         </w:numPr>
       </w:pPr>
       <w:r>
         <w:t xml:space="preserve">Engineered 50+ secure ingestion pipelines handling terabytes daily in HL7, FHIR, CSV, and OMAP across AWS GovCloud and DoD (.mil) infrastructure, with least-privilege enforcement under RMF and Agile DevSecOps.</w:t>
       </w:r>
     </w:p>
-    <w:bookmarkEnd w:id="14"/>
-    <w:bookmarkStart w:id="15" w:name="Xee46ddbdda7617c09a79714ecf6a51a7517866e"/>
+    <w:bookmarkEnd w:id="15"/>
+    <w:bookmarkStart w:id="16" w:name="Xee46ddbdda7617c09a79714ecf6a51a7517866e"/>
     <w:p>
       <w:pPr>
         <w:pStyle w:val="Heading3"/>
@@ -636,7 +682,7 @@
         <w:pStyle w:val="Compact"/>
         <w:numPr>
           <w:ilvl w:val="0"/>
-          <w:numId w:val="1006"/>
+          <w:numId w:val="1007"/>
         </w:numPr>
       </w:pPr>
       <w:r>
@@ -648,15 +694,15 @@
         <w:pStyle w:val="Compact"/>
         <w:numPr>
           <w:ilvl w:val="0"/>
-          <w:numId w:val="1006"/>
+          <w:numId w:val="1007"/>
         </w:numPr>
       </w:pPr>
       <w:r>
         <w:t xml:space="preserve">Architected a microservices infrastructure of reusable, modular APIs to accelerate time-to-market and optimize cloud cost and margin.</w:t>
       </w:r>
     </w:p>
-    <w:bookmarkEnd w:id="15"/>
-    <w:bookmarkStart w:id="16" w:name="X53cf23d6b092523041436aed7ff614af0acfe10"/>
+    <w:bookmarkEnd w:id="16"/>
+    <w:bookmarkStart w:id="17" w:name="X53cf23d6b092523041436aed7ff614af0acfe10"/>
     <w:p>
       <w:pPr>
         <w:pStyle w:val="Heading3"/>
@@ -682,15 +728,15 @@
         <w:pStyle w:val="Compact"/>
         <w:numPr>
           <w:ilvl w:val="0"/>
-          <w:numId w:val="1007"/>
+          <w:numId w:val="1008"/>
         </w:numPr>
       </w:pPr>
       <w:r>
         <w:t xml:space="preserve">Led architecture of the SPG mobile platform (iOS, Android, Apple Watch) used by millions; the SPG Watch app was featured during Apple’s 2014 keynote. Designed the first mobile check-in/keyless-room system (BLE/NFC + hybrid cloud).</w:t>
       </w:r>
     </w:p>
-    <w:bookmarkEnd w:id="16"/>
-    <w:bookmarkStart w:id="17" w:name="X0bc7b23fad1d04a07c4295e934e3e43faca201e"/>
+    <w:bookmarkEnd w:id="17"/>
+    <w:bookmarkStart w:id="18" w:name="X0bc7b23fad1d04a07c4295e934e3e43faca201e"/>
     <w:p>
       <w:pPr>
         <w:pStyle w:val="Heading3"/>
@@ -716,7 +762,7 @@
         <w:pStyle w:val="Compact"/>
         <w:numPr>
           <w:ilvl w:val="0"/>
-          <w:numId w:val="1008"/>
+          <w:numId w:val="1009"/>
         </w:numPr>
       </w:pPr>
       <w:r>
@@ -730,9 +776,9 @@
         </w:pict>
       </w:r>
     </w:p>
-    <w:bookmarkEnd w:id="17"/>
     <w:bookmarkEnd w:id="18"/>
-    <w:bookmarkStart w:id="19" w:name="technical-proficiencies"/>
+    <w:bookmarkEnd w:id="19"/>
+    <w:bookmarkStart w:id="20" w:name="technical-proficiencies"/>
     <w:p>
       <w:pPr>
         <w:pStyle w:val="Heading2"/>
@@ -820,8 +866,8 @@
         </w:pict>
       </w:r>
     </w:p>
-    <w:bookmarkEnd w:id="19"/>
-    <w:bookmarkStart w:id="20" w:name="certifications-clearance"/>
+    <w:bookmarkEnd w:id="20"/>
+    <w:bookmarkStart w:id="21" w:name="certifications-clearance"/>
     <w:p>
       <w:pPr>
         <w:pStyle w:val="Heading2"/>
@@ -835,7 +881,7 @@
         <w:pStyle w:val="Compact"/>
         <w:numPr>
           <w:ilvl w:val="0"/>
-          <w:numId w:val="1009"/>
+          <w:numId w:val="1010"/>
         </w:numPr>
       </w:pPr>
       <w:r>
@@ -847,15 +893,15 @@
         <w:pStyle w:val="Compact"/>
         <w:numPr>
           <w:ilvl w:val="0"/>
-          <w:numId w:val="1009"/>
+          <w:numId w:val="1010"/>
         </w:numPr>
       </w:pPr>
       <w:r>
         <w:t xml:space="preserve">Active DoD Secret Security Clearance, TS-eligible — U.S. Department of Defense</w:t>
       </w:r>
     </w:p>
-    <w:bookmarkEnd w:id="20"/>
-    <w:bookmarkStart w:id="21" w:name="education"/>
+    <w:bookmarkEnd w:id="21"/>
+    <w:bookmarkStart w:id="22" w:name="education"/>
     <w:p>
       <w:pPr>
         <w:pStyle w:val="Heading2"/>
@@ -881,7 +927,7 @@
         <w:pStyle w:val="Compact"/>
         <w:numPr>
           <w:ilvl w:val="0"/>
-          <w:numId w:val="1010"/>
+          <w:numId w:val="1011"/>
         </w:numPr>
       </w:pPr>
       <w:r>
@@ -893,7 +939,7 @@
         <w:pStyle w:val="Compact"/>
         <w:numPr>
           <w:ilvl w:val="0"/>
-          <w:numId w:val="1010"/>
+          <w:numId w:val="1011"/>
         </w:numPr>
       </w:pPr>
       <w:r>
@@ -919,8 +965,8 @@
         <w:t xml:space="preserve">Metrics reflect accredited federal engagements. Program names, accreditation dates, and evidence packages are CUI or classified, and available only to appropriately cleared parties through official channels.</w:t>
       </w:r>
     </w:p>
-    <w:bookmarkEnd w:id="21"/>
     <w:bookmarkEnd w:id="22"/>
+    <w:bookmarkEnd w:id="23"/>
     <w:sectPr>
       <w:footnotePr>
         <w:numRestart w:val="eachSect"/>
@@ -1165,6 +1211,9 @@
     <w:abstractNumId w:val="991"/>
   </w:num>
   <w:num w:numId="1010">
+    <w:abstractNumId w:val="991"/>
+  </w:num>
+  <w:num w:numId="1011">
     <w:abstractNumId w:val="991"/>
   </w:num>
 </w:numbering>

--- a/public/assets/resume/Dayel_Ostraco_Resume_CAIO.docx
+++ b/public/assets/resume/Dayel_Ostraco_Resume_CAIO.docx
@@ -279,13 +279,13 @@
       </w:r>
     </w:p>
     <w:bookmarkEnd w:id="11"/>
-    <w:bookmarkStart w:id="12" w:name="X436b5cdf67cf2f26191f0a421a405f22238c350"/>
+    <w:bookmarkStart w:id="12" w:name="founder-sigilark-charleston-sc"/>
     <w:p>
       <w:pPr>
         <w:pStyle w:val="Heading3"/>
       </w:pPr>
       <w:r>
-        <w:t xml:space="preserve">Founder &amp; Chief AI Officer — SigilArk, Charleston, SC</w:t>
+        <w:t xml:space="preserve">Founder — SigilArk, Charleston, SC</w:t>
       </w:r>
     </w:p>
     <w:p>

--- a/public/assets/resume/Dayel_Ostraco_Resume_CAIO.docx
+++ b/public/assets/resume/Dayel_Ostraco_Resume_CAIO.docx
@@ -2,7 +2,7 @@
 <file path=word/document.xml><?xml version="1.0" encoding="utf-8"?>
 <w:document xmlns:w="http://schemas.openxmlformats.org/wordprocessingml/2006/main" xmlns:m="http://schemas.openxmlformats.org/officeDocument/2006/math" xmlns:r="http://schemas.openxmlformats.org/officeDocument/2006/relationships" xmlns:o="urn:schemas-microsoft-com:office:office" xmlns:v="urn:schemas-microsoft-com:vml" xmlns:w10="urn:schemas-microsoft-com:office:word" xmlns:a="http://schemas.openxmlformats.org/drawingml/2006/main" xmlns:pic="http://schemas.openxmlformats.org/drawingml/2006/picture" xmlns:wp="http://schemas.openxmlformats.org/drawingml/2006/wordprocessingDrawing">
   <w:body>
-    <w:bookmarkStart w:id="22" w:name="dayel-blake-ostraco"/>
+    <w:bookmarkStart w:id="23" w:name="dayel-blake-ostraco"/>
     <w:p>
       <w:pPr>
         <w:pStyle w:val="Heading1"/>
@@ -94,7 +94,7 @@
       </w:r>
     </w:p>
     <w:bookmarkEnd w:id="9"/>
-    <w:bookmarkStart w:id="18" w:name="professional-experience"/>
+    <w:bookmarkStart w:id="19" w:name="professional-experience"/>
     <w:p>
       <w:pPr>
         <w:pStyle w:val="Heading2"/>
@@ -103,12 +103,70 @@
         <w:t xml:space="preserve">PROFESSIONAL EXPERIENCE</w:t>
       </w:r>
     </w:p>
-    <w:bookmarkStart w:id="10" w:name="Xdc0d199adf4412444e3c5366da6a1e26c9aa70e"/>
+    <w:bookmarkStart w:id="10" w:name="Xa7a262c44fde4cba61fd900bad0a2d8cc250b08"/>
     <w:p>
       <w:pPr>
         <w:pStyle w:val="Heading3"/>
       </w:pPr>
       <w:r>
+        <w:t xml:space="preserve">Chief AI Officer — Pacific Technologies and Solutions, Charleston, SC</w:t>
+      </w:r>
+    </w:p>
+    <w:p>
+      <w:pPr>
+        <w:pStyle w:val="FirstParagraph"/>
+      </w:pPr>
+      <w:r>
+        <w:rPr>
+          <w:b/>
+          <w:bCs/>
+        </w:rPr>
+        <w:t xml:space="preserve">September 2026 – Present</w:t>
+      </w:r>
+    </w:p>
+    <w:p>
+      <w:pPr>
+        <w:pStyle w:val="Compact"/>
+        <w:numPr>
+          <w:ilvl w:val="0"/>
+          <w:numId w:val="1001"/>
+        </w:numPr>
+      </w:pPr>
+      <w:r>
+        <w:t xml:space="preserve">Own all technology and AI responsibility across the company: technology strategy, AI strategy, delivery, and engineering, plus the technical shape of new federal pursuits.</w:t>
+      </w:r>
+    </w:p>
+    <w:p>
+      <w:pPr>
+        <w:pStyle w:val="Compact"/>
+        <w:numPr>
+          <w:ilvl w:val="0"/>
+          <w:numId w:val="1001"/>
+        </w:numPr>
+      </w:pPr>
+      <w:r>
+        <w:t xml:space="preserve">Pacific Technologies and Solutions is an SBA-certified 8(a) Native Hawaiian Organization delivering program and contract management, high-end systems integration, and logistics to federal customers in remote and hard-to-reach locations worldwide.</w:t>
+      </w:r>
+    </w:p>
+    <w:p>
+      <w:pPr>
+        <w:pStyle w:val="Compact"/>
+        <w:numPr>
+          <w:ilvl w:val="0"/>
+          <w:numId w:val="1001"/>
+        </w:numPr>
+      </w:pPr>
+      <w:r>
+        <w:t xml:space="preserve">Standing up the governed AI delivery capability, carrying forward the agent bench, antagonist review, and cATO discipline proven on prior federal programs.</w:t>
+      </w:r>
+    </w:p>
+    <w:bookmarkEnd w:id="10"/>
+    <w:bookmarkStart w:id="11" w:name="Xdc0d199adf4412444e3c5366da6a1e26c9aa70e"/>
+    <w:p>
+      <w:pPr>
+        <w:pStyle w:val="Heading3"/>
+      </w:pPr>
+      <w:r>
         <w:t xml:space="preserve">Chief AI Officer — Accelera Solutions, Charleston, SC</w:t>
       </w:r>
     </w:p>
@@ -121,19 +179,19 @@
           <w:b/>
           <w:bCs/>
         </w:rPr>
-        <w:t xml:space="preserve">May 2026 – Present</w:t>
-      </w:r>
-    </w:p>
-    <w:p>
-      <w:pPr>
-        <w:pStyle w:val="Compact"/>
-        <w:numPr>
-          <w:ilvl w:val="0"/>
-          <w:numId w:val="1001"/>
-        </w:numPr>
-      </w:pPr>
-      <w:r>
-        <w:t xml:space="preserve">Provide technology leadership across Accelera’s 97-person organization (scaling to 140), running</w:t>
+        <w:t xml:space="preserve">May 2026 – September 2026</w:t>
+      </w:r>
+    </w:p>
+    <w:p>
+      <w:pPr>
+        <w:pStyle w:val="Compact"/>
+        <w:numPr>
+          <w:ilvl w:val="0"/>
+          <w:numId w:val="1002"/>
+        </w:numPr>
+      </w:pPr>
+      <w:r>
+        <w:t xml:space="preserve">Owned all AI strategy, delivery, and engineering across the organization, running</w:t>
       </w:r>
       <w:r>
         <w:t xml:space="preserve"> </w:t>
@@ -165,7 +223,7 @@
         <w:t xml:space="preserve"> </w:t>
       </w:r>
       <w:r>
-        <w:t xml:space="preserve">software factory in production to deliver the current</w:t>
+        <w:t xml:space="preserve">software factory in production to deliver the</w:t>
       </w:r>
       <w:r>
         <w:t xml:space="preserve"> </w:t>
@@ -189,31 +247,19 @@
         <w:pStyle w:val="Compact"/>
         <w:numPr>
           <w:ilvl w:val="0"/>
-          <w:numId w:val="1001"/>
-        </w:numPr>
-      </w:pPr>
-      <w:r>
-        <w:t xml:space="preserve">Own all AI strategy, delivery, and engineering across the organization.</w:t>
-      </w:r>
-    </w:p>
-    <w:p>
-      <w:pPr>
-        <w:pStyle w:val="Compact"/>
-        <w:numPr>
-          <w:ilvl w:val="0"/>
-          <w:numId w:val="1001"/>
-        </w:numPr>
-      </w:pPr>
-      <w:r>
-        <w:t xml:space="preserve">Deploy AI/ML services within secure DHA enclaves using Llama 4, Llama Vision, Ollama, and Mistral, integrated with PostgreSQL, MongoDB, and CosmosDB for decisioning and inference pipelines.</w:t>
-      </w:r>
-    </w:p>
-    <w:p>
-      <w:pPr>
-        <w:pStyle w:val="Compact"/>
-        <w:numPr>
-          <w:ilvl w:val="0"/>
-          <w:numId w:val="1001"/>
+          <w:numId w:val="1002"/>
+        </w:numPr>
+      </w:pPr>
+      <w:r>
+        <w:t xml:space="preserve">Deployed AI/ML services within secure DHA enclaves using Llama 4, Llama Vision, Ollama, and Mistral, integrated with PostgreSQL, MongoDB, and CosmosDB for decisioning and inference pipelines.</w:t>
+      </w:r>
+    </w:p>
+    <w:p>
+      <w:pPr>
+        <w:pStyle w:val="Compact"/>
+        <w:numPr>
+          <w:ilvl w:val="0"/>
+          <w:numId w:val="1002"/>
         </w:numPr>
       </w:pPr>
       <w:r>
@@ -225,21 +271,21 @@
         <w:pStyle w:val="Compact"/>
         <w:numPr>
           <w:ilvl w:val="0"/>
-          <w:numId w:val="1001"/>
+          <w:numId w:val="1002"/>
         </w:numPr>
       </w:pPr>
       <w:r>
         <w:t xml:space="preserve">Built a User Authorization service atop DoD federated identity (iAS, DS Logon), extending OAuth roles per application for fine-grained access control in mission-critical workflows.</w:t>
       </w:r>
     </w:p>
-    <w:bookmarkEnd w:id="10"/>
-    <w:bookmarkStart w:id="11" w:name="chief-ai-officer-sigilark-charleston-sc"/>
+    <w:bookmarkEnd w:id="11"/>
+    <w:bookmarkStart w:id="12" w:name="founder-sigilark-charleston-sc"/>
     <w:p>
       <w:pPr>
         <w:pStyle w:val="Heading3"/>
       </w:pPr>
       <w:r>
-        <w:t xml:space="preserve">Chief AI Officer — SigilArk, Charleston, SC</w:t>
+        <w:t xml:space="preserve">Founder — SigilArk, Charleston, SC</w:t>
       </w:r>
     </w:p>
     <w:p>
@@ -251,15 +297,15 @@
           <w:b/>
           <w:bCs/>
         </w:rPr>
-        <w:t xml:space="preserve">May 2025 – May 2026</w:t>
-      </w:r>
-    </w:p>
-    <w:p>
-      <w:pPr>
-        <w:pStyle w:val="Compact"/>
-        <w:numPr>
-          <w:ilvl w:val="0"/>
-          <w:numId w:val="1002"/>
+        <w:t xml:space="preserve">May 2025 – Present</w:t>
+      </w:r>
+    </w:p>
+    <w:p>
+      <w:pPr>
+        <w:pStyle w:val="Compact"/>
+        <w:numPr>
+          <w:ilvl w:val="0"/>
+          <w:numId w:val="1003"/>
         </w:numPr>
       </w:pPr>
       <w:r>
@@ -284,7 +330,7 @@
         <w:pStyle w:val="Compact"/>
         <w:numPr>
           <w:ilvl w:val="0"/>
-          <w:numId w:val="1002"/>
+          <w:numId w:val="1003"/>
         </w:numPr>
       </w:pPr>
       <w:r>
@@ -309,7 +355,7 @@
         <w:pStyle w:val="Compact"/>
         <w:numPr>
           <w:ilvl w:val="0"/>
-          <w:numId w:val="1002"/>
+          <w:numId w:val="1003"/>
         </w:numPr>
       </w:pPr>
       <w:r>
@@ -334,7 +380,7 @@
         <w:pStyle w:val="Compact"/>
         <w:numPr>
           <w:ilvl w:val="0"/>
-          <w:numId w:val="1002"/>
+          <w:numId w:val="1003"/>
         </w:numPr>
       </w:pPr>
       <w:r>
@@ -370,8 +416,8 @@
         <w:t xml:space="preserve">, an ATO-capable .mil mobile framework compressing 12 months of compliance plumbing to ~4 weeks, with two IL4 systems in production since March 2026 and ATOs held without lapse.</w:t>
       </w:r>
     </w:p>
-    <w:bookmarkEnd w:id="11"/>
-    <w:bookmarkStart w:id="12" w:name="X5f622c6192f3b01f648512659f5752779cc5bc0"/>
+    <w:bookmarkEnd w:id="12"/>
+    <w:bookmarkStart w:id="13" w:name="X5f622c6192f3b01f648512659f5752779cc5bc0"/>
     <w:p>
       <w:pPr>
         <w:pStyle w:val="Heading3"/>
@@ -397,7 +443,7 @@
         <w:pStyle w:val="Compact"/>
         <w:numPr>
           <w:ilvl w:val="0"/>
-          <w:numId w:val="1003"/>
+          <w:numId w:val="1004"/>
         </w:numPr>
       </w:pPr>
       <w:r>
@@ -409,7 +455,7 @@
         <w:pStyle w:val="Compact"/>
         <w:numPr>
           <w:ilvl w:val="0"/>
-          <w:numId w:val="1003"/>
+          <w:numId w:val="1004"/>
         </w:numPr>
       </w:pPr>
       <w:r>
@@ -437,7 +483,7 @@
         <w:pStyle w:val="Compact"/>
         <w:numPr>
           <w:ilvl w:val="0"/>
-          <w:numId w:val="1003"/>
+          <w:numId w:val="1004"/>
         </w:numPr>
       </w:pPr>
       <w:r>
@@ -449,7 +495,7 @@
         <w:pStyle w:val="Compact"/>
         <w:numPr>
           <w:ilvl w:val="0"/>
-          <w:numId w:val="1003"/>
+          <w:numId w:val="1004"/>
         </w:numPr>
       </w:pPr>
       <w:r>
@@ -461,7 +507,7 @@
         <w:pStyle w:val="Compact"/>
         <w:numPr>
           <w:ilvl w:val="0"/>
-          <w:numId w:val="1003"/>
+          <w:numId w:val="1004"/>
         </w:numPr>
       </w:pPr>
       <w:r>
@@ -473,15 +519,15 @@
         <w:pStyle w:val="Compact"/>
         <w:numPr>
           <w:ilvl w:val="0"/>
-          <w:numId w:val="1003"/>
+          <w:numId w:val="1004"/>
         </w:numPr>
       </w:pPr>
       <w:r>
         <w:t xml:space="preserve">Coordinated rapid disaster-relief data solutions (DSNAP) with the State of Florida during Hurricane Ian, enabling real-time identity/income verification under urgent conditions.</w:t>
       </w:r>
     </w:p>
-    <w:bookmarkEnd w:id="12"/>
-    <w:bookmarkStart w:id="13" w:name="X3337d788d831db50ecb08c21f4c57a217177c33"/>
+    <w:bookmarkEnd w:id="13"/>
+    <w:bookmarkStart w:id="14" w:name="X3337d788d831db50ecb08c21f4c57a217177c33"/>
     <w:p>
       <w:pPr>
         <w:pStyle w:val="Heading3"/>
@@ -507,7 +553,7 @@
         <w:pStyle w:val="Compact"/>
         <w:numPr>
           <w:ilvl w:val="0"/>
-          <w:numId w:val="1004"/>
+          <w:numId w:val="1005"/>
         </w:numPr>
       </w:pPr>
       <w:r>
@@ -532,7 +578,7 @@
         <w:pStyle w:val="Compact"/>
         <w:numPr>
           <w:ilvl w:val="0"/>
-          <w:numId w:val="1004"/>
+          <w:numId w:val="1005"/>
         </w:numPr>
       </w:pPr>
       <w:r>
@@ -550,15 +596,15 @@
         <w:pStyle w:val="Compact"/>
         <w:numPr>
           <w:ilvl w:val="0"/>
-          <w:numId w:val="1004"/>
+          <w:numId w:val="1005"/>
         </w:numPr>
       </w:pPr>
       <w:r>
         <w:t xml:space="preserve">Built the Linxens dLoc platform (blockchain + NFC-linked document twins) for tamper-resistant digital documents; deployed containerized microservices across AWS and Azure for cross-cloud identity assurance.</w:t>
       </w:r>
     </w:p>
-    <w:bookmarkEnd w:id="13"/>
-    <w:bookmarkStart w:id="14" w:name="X91832be423b55600776d4f0e30b376151c8b56c"/>
+    <w:bookmarkEnd w:id="14"/>
+    <w:bookmarkStart w:id="15" w:name="X91832be423b55600776d4f0e30b376151c8b56c"/>
     <w:p>
       <w:pPr>
         <w:pStyle w:val="Heading3"/>
@@ -584,7 +630,7 @@
         <w:pStyle w:val="Compact"/>
         <w:numPr>
           <w:ilvl w:val="0"/>
-          <w:numId w:val="1005"/>
+          <w:numId w:val="1006"/>
         </w:numPr>
       </w:pPr>
       <w:r>
@@ -596,15 +642,15 @@
         <w:pStyle w:val="Compact"/>
         <w:numPr>
           <w:ilvl w:val="0"/>
-          <w:numId w:val="1005"/>
+          <w:numId w:val="1006"/>
         </w:numPr>
       </w:pPr>
       <w:r>
         <w:t xml:space="preserve">Engineered 50+ secure ingestion pipelines handling terabytes daily in HL7, FHIR, CSV, and OMAP across AWS GovCloud and DoD (.mil) infrastructure, with least-privilege enforcement under RMF and Agile DevSecOps.</w:t>
       </w:r>
     </w:p>
-    <w:bookmarkEnd w:id="14"/>
-    <w:bookmarkStart w:id="15" w:name="Xee46ddbdda7617c09a79714ecf6a51a7517866e"/>
+    <w:bookmarkEnd w:id="15"/>
+    <w:bookmarkStart w:id="16" w:name="Xee46ddbdda7617c09a79714ecf6a51a7517866e"/>
     <w:p>
       <w:pPr>
         <w:pStyle w:val="Heading3"/>
@@ -636,7 +682,7 @@
         <w:pStyle w:val="Compact"/>
         <w:numPr>
           <w:ilvl w:val="0"/>
-          <w:numId w:val="1006"/>
+          <w:numId w:val="1007"/>
         </w:numPr>
       </w:pPr>
       <w:r>
@@ -648,15 +694,15 @@
         <w:pStyle w:val="Compact"/>
         <w:numPr>
           <w:ilvl w:val="0"/>
-          <w:numId w:val="1006"/>
+          <w:numId w:val="1007"/>
         </w:numPr>
       </w:pPr>
       <w:r>
         <w:t xml:space="preserve">Architected a microservices infrastructure of reusable, modular APIs to accelerate time-to-market and optimize cloud cost and margin.</w:t>
       </w:r>
     </w:p>
-    <w:bookmarkEnd w:id="15"/>
-    <w:bookmarkStart w:id="16" w:name="X53cf23d6b092523041436aed7ff614af0acfe10"/>
+    <w:bookmarkEnd w:id="16"/>
+    <w:bookmarkStart w:id="17" w:name="X53cf23d6b092523041436aed7ff614af0acfe10"/>
     <w:p>
       <w:pPr>
         <w:pStyle w:val="Heading3"/>
@@ -682,15 +728,15 @@
         <w:pStyle w:val="Compact"/>
         <w:numPr>
           <w:ilvl w:val="0"/>
-          <w:numId w:val="1007"/>
+          <w:numId w:val="1008"/>
         </w:numPr>
       </w:pPr>
       <w:r>
         <w:t xml:space="preserve">Led architecture of the SPG mobile platform (iOS, Android, Apple Watch) used by millions; the SPG Watch app was featured during Apple’s 2014 keynote. Designed the first mobile check-in/keyless-room system (BLE/NFC + hybrid cloud).</w:t>
       </w:r>
     </w:p>
-    <w:bookmarkEnd w:id="16"/>
-    <w:bookmarkStart w:id="17" w:name="X0bc7b23fad1d04a07c4295e934e3e43faca201e"/>
+    <w:bookmarkEnd w:id="17"/>
+    <w:bookmarkStart w:id="18" w:name="X0bc7b23fad1d04a07c4295e934e3e43faca201e"/>
     <w:p>
       <w:pPr>
         <w:pStyle w:val="Heading3"/>
@@ -716,7 +762,7 @@
         <w:pStyle w:val="Compact"/>
         <w:numPr>
           <w:ilvl w:val="0"/>
-          <w:numId w:val="1008"/>
+          <w:numId w:val="1009"/>
         </w:numPr>
       </w:pPr>
       <w:r>
@@ -730,9 +776,9 @@
         </w:pict>
       </w:r>
     </w:p>
-    <w:bookmarkEnd w:id="17"/>
     <w:bookmarkEnd w:id="18"/>
-    <w:bookmarkStart w:id="19" w:name="technical-proficiencies"/>
+    <w:bookmarkEnd w:id="19"/>
+    <w:bookmarkStart w:id="20" w:name="technical-proficiencies"/>
     <w:p>
       <w:pPr>
         <w:pStyle w:val="Heading2"/>
@@ -820,8 +866,8 @@
         </w:pict>
       </w:r>
     </w:p>
-    <w:bookmarkEnd w:id="19"/>
-    <w:bookmarkStart w:id="20" w:name="certifications-clearance"/>
+    <w:bookmarkEnd w:id="20"/>
+    <w:bookmarkStart w:id="21" w:name="certifications-clearance"/>
     <w:p>
       <w:pPr>
         <w:pStyle w:val="Heading2"/>
@@ -835,7 +881,7 @@
         <w:pStyle w:val="Compact"/>
         <w:numPr>
           <w:ilvl w:val="0"/>
-          <w:numId w:val="1009"/>
+          <w:numId w:val="1010"/>
         </w:numPr>
       </w:pPr>
       <w:r>
@@ -847,15 +893,15 @@
         <w:pStyle w:val="Compact"/>
         <w:numPr>
           <w:ilvl w:val="0"/>
-          <w:numId w:val="1009"/>
+          <w:numId w:val="1010"/>
         </w:numPr>
       </w:pPr>
       <w:r>
         <w:t xml:space="preserve">Active DoD Secret Security Clearance, TS-eligible — U.S. Department of Defense</w:t>
       </w:r>
     </w:p>
-    <w:bookmarkEnd w:id="20"/>
-    <w:bookmarkStart w:id="21" w:name="education"/>
+    <w:bookmarkEnd w:id="21"/>
+    <w:bookmarkStart w:id="22" w:name="education"/>
     <w:p>
       <w:pPr>
         <w:pStyle w:val="Heading2"/>
@@ -881,7 +927,7 @@
         <w:pStyle w:val="Compact"/>
         <w:numPr>
           <w:ilvl w:val="0"/>
-          <w:numId w:val="1010"/>
+          <w:numId w:val="1011"/>
         </w:numPr>
       </w:pPr>
       <w:r>
@@ -893,7 +939,7 @@
         <w:pStyle w:val="Compact"/>
         <w:numPr>
           <w:ilvl w:val="0"/>
-          <w:numId w:val="1010"/>
+          <w:numId w:val="1011"/>
         </w:numPr>
       </w:pPr>
       <w:r>
@@ -919,8 +965,8 @@
         <w:t xml:space="preserve">Metrics reflect accredited federal engagements. Program names, accreditation dates, and evidence packages are CUI or classified, and available only to appropriately cleared parties through official channels.</w:t>
       </w:r>
     </w:p>
-    <w:bookmarkEnd w:id="21"/>
     <w:bookmarkEnd w:id="22"/>
+    <w:bookmarkEnd w:id="23"/>
     <w:sectPr>
       <w:footnotePr>
         <w:numRestart w:val="eachSect"/>
@@ -1165,6 +1211,9 @@
     <w:abstractNumId w:val="991"/>
   </w:num>
   <w:num w:numId="1010">
+    <w:abstractNumId w:val="991"/>
+  </w:num>
+  <w:num w:numId="1011">
     <w:abstractNumId w:val="991"/>
   </w:num>
 </w:numbering>
